--- a/testakten/statusfeststellung-familienangehoerige-baeckerei-luenen/03_dienstleistungsvertrag.docx
+++ b/testakten/statusfeststellung-familienangehoerige-baeckerei-luenen/03_dienstleistungsvertrag.docx
@@ -240,14 +240,6 @@
       </w:pPr>
       <w:r>
         <w:t>Auf der bei der Auftraggeberin abgelegten Papierfassung des Vertrages finden sich am Rand zwei handschriftliche Vermerke. Der erste lautet: „Nora morgens 6:30 Uhr Kasse, sonst kriegen wir das nicht hin." Darunter steht: „Urlaubsliste bitte wie immer über Nora." Die Notizen sind nicht gegengezeichnet und stammen ihrem Schriftbild nach vermutlich von Frau Mechthild Kleinschmidt.</w:t>
-      </w:r>
-    </w:p>
-    <w:p>
-      <w:pPr>
-        <w:jc w:val="left"/>
-      </w:pPr>
-      <w:r>
-        <w:t>Formathinweis: Dieses Aktenstück wird in Times New Roman, 11 pt, mit ausschließlich dezimaler Gliederung ausgegeben.</w:t>
       </w:r>
     </w:p>
     <w:sectPr>
